--- a/data/outputs/v2/General_Science/SS3.1_Turning_Effect_of_Force/General_Science_Turning_Effect_of_Force_FinalExplanation_TeacherKey.docx
+++ b/data/outputs/v2/General_Science/SS3.1_Turning_Effect_of_Force/General_Science_Turning_Effect_of_Force_FinalExplanation_TeacherKey.docx
@@ -2783,7 +2783,7 @@
         </w:rPr>
         <w:t xml:space="preserve">© 2026 SeaVuria and ARES. This work is licensed under a </w:t>
       </w:r>
-      <w:hyperlink w:history="1" r:id="rIdnmgmjqda882gtlxoviv6z">
+      <w:hyperlink w:history="1" r:id="rId8yhojh6ul_hrqdbxxjh61">
         <w:r>
           <w:rPr>
             <w:rFonts w:ascii="Arial" w:cs="Arial" w:eastAsia="Arial" w:hAnsi="Arial"/>
@@ -2803,7 +2803,7 @@
         </w:rPr>
         <w:t xml:space="preserve"> (</w:t>
       </w:r>
-      <w:hyperlink w:history="1" r:id="rIdx14ydfmfujx_bpgv0jebb">
+      <w:hyperlink w:history="1" r:id="rId5s49jvwlkwyfzaotkv_sk">
         <w:r>
           <w:rPr>
             <w:rFonts w:ascii="Arial" w:cs="Arial" w:eastAsia="Arial" w:hAnsi="Arial"/>
@@ -2823,7 +2823,7 @@
         </w:rPr>
         <w:t xml:space="preserve">). To view a copy of this license, visit </w:t>
       </w:r>
-      <w:hyperlink w:history="1" r:id="rIdp_dvgbizu4aumapbw7fka">
+      <w:hyperlink w:history="1" r:id="rIdq1etp0zz6haclvuzwmnmy">
         <w:r>
           <w:rPr>
             <w:rFonts w:ascii="Arial" w:cs="Arial" w:eastAsia="Arial" w:hAnsi="Arial"/>

--- a/data/outputs/v2/General_Science/SS3.1_Turning_Effect_of_Force/General_Science_Turning_Effect_of_Force_FinalExplanation_TeacherKey.docx
+++ b/data/outputs/v2/General_Science/SS3.1_Turning_Effect_of_Force/General_Science_Turning_Effect_of_Force_FinalExplanation_TeacherKey.docx
@@ -2783,7 +2783,7 @@
         </w:rPr>
         <w:t xml:space="preserve">© 2026 SeaVuria and ARES. This work is licensed under a </w:t>
       </w:r>
-      <w:hyperlink w:history="1" r:id="rId8yhojh6ul_hrqdbxxjh61">
+      <w:hyperlink w:history="1" r:id="rIdtmwkrsx_xfha14z_wgogx">
         <w:r>
           <w:rPr>
             <w:rFonts w:ascii="Arial" w:cs="Arial" w:eastAsia="Arial" w:hAnsi="Arial"/>
@@ -2803,7 +2803,7 @@
         </w:rPr>
         <w:t xml:space="preserve"> (</w:t>
       </w:r>
-      <w:hyperlink w:history="1" r:id="rId5s49jvwlkwyfzaotkv_sk">
+      <w:hyperlink w:history="1" r:id="rIdklib4_dnu1lpbq9dchgnj">
         <w:r>
           <w:rPr>
             <w:rFonts w:ascii="Arial" w:cs="Arial" w:eastAsia="Arial" w:hAnsi="Arial"/>
@@ -2823,7 +2823,7 @@
         </w:rPr>
         <w:t xml:space="preserve">). To view a copy of this license, visit </w:t>
       </w:r>
-      <w:hyperlink w:history="1" r:id="rIdq1etp0zz6haclvuzwmnmy">
+      <w:hyperlink w:history="1" r:id="rIdf-phgtdjrluctp9xh2ti2">
         <w:r>
           <w:rPr>
             <w:rFonts w:ascii="Arial" w:cs="Arial" w:eastAsia="Arial" w:hAnsi="Arial"/>

--- a/data/outputs/v2/General_Science/SS3.1_Turning_Effect_of_Force/General_Science_Turning_Effect_of_Force_FinalExplanation_TeacherKey.docx
+++ b/data/outputs/v2/General_Science/SS3.1_Turning_Effect_of_Force/General_Science_Turning_Effect_of_Force_FinalExplanation_TeacherKey.docx
@@ -2783,7 +2783,7 @@
         </w:rPr>
         <w:t xml:space="preserve">© 2026 SeaVuria and ARES. This work is licensed under a </w:t>
       </w:r>
-      <w:hyperlink w:history="1" r:id="rIdtmwkrsx_xfha14z_wgogx">
+      <w:hyperlink w:history="1" r:id="rIdayxk-vnayncnpbkgg1y5b">
         <w:r>
           <w:rPr>
             <w:rFonts w:ascii="Arial" w:cs="Arial" w:eastAsia="Arial" w:hAnsi="Arial"/>
@@ -2803,7 +2803,7 @@
         </w:rPr>
         <w:t xml:space="preserve"> (</w:t>
       </w:r>
-      <w:hyperlink w:history="1" r:id="rIdklib4_dnu1lpbq9dchgnj">
+      <w:hyperlink w:history="1" r:id="rId5qjm-pvlc_e5as5yz1txj">
         <w:r>
           <w:rPr>
             <w:rFonts w:ascii="Arial" w:cs="Arial" w:eastAsia="Arial" w:hAnsi="Arial"/>
@@ -2823,7 +2823,7 @@
         </w:rPr>
         <w:t xml:space="preserve">). To view a copy of this license, visit </w:t>
       </w:r>
-      <w:hyperlink w:history="1" r:id="rIdf-phgtdjrluctp9xh2ti2">
+      <w:hyperlink w:history="1" r:id="rIdstvgwyvavwrumkcmefjqp">
         <w:r>
           <w:rPr>
             <w:rFonts w:ascii="Arial" w:cs="Arial" w:eastAsia="Arial" w:hAnsi="Arial"/>

--- a/data/outputs/v2/General_Science/SS3.1_Turning_Effect_of_Force/General_Science_Turning_Effect_of_Force_FinalExplanation_TeacherKey.docx
+++ b/data/outputs/v2/General_Science/SS3.1_Turning_Effect_of_Force/General_Science_Turning_Effect_of_Force_FinalExplanation_TeacherKey.docx
@@ -2783,7 +2783,7 @@
         </w:rPr>
         <w:t xml:space="preserve">© 2026 SeaVuria and ARES. This work is licensed under a </w:t>
       </w:r>
-      <w:hyperlink w:history="1" r:id="rIdayxk-vnayncnpbkgg1y5b">
+      <w:hyperlink w:history="1" r:id="rIdzncyhkxoarv7fn-peycer">
         <w:r>
           <w:rPr>
             <w:rFonts w:ascii="Arial" w:cs="Arial" w:eastAsia="Arial" w:hAnsi="Arial"/>
@@ -2803,7 +2803,7 @@
         </w:rPr>
         <w:t xml:space="preserve"> (</w:t>
       </w:r>
-      <w:hyperlink w:history="1" r:id="rId5qjm-pvlc_e5as5yz1txj">
+      <w:hyperlink w:history="1" r:id="rIdbgjvsfgd157ngtdo4tguk">
         <w:r>
           <w:rPr>
             <w:rFonts w:ascii="Arial" w:cs="Arial" w:eastAsia="Arial" w:hAnsi="Arial"/>
@@ -2823,7 +2823,7 @@
         </w:rPr>
         <w:t xml:space="preserve">). To view a copy of this license, visit </w:t>
       </w:r>
-      <w:hyperlink w:history="1" r:id="rIdstvgwyvavwrumkcmefjqp">
+      <w:hyperlink w:history="1" r:id="rIdao33smzv6snazfrx4rv3v">
         <w:r>
           <w:rPr>
             <w:rFonts w:ascii="Arial" w:cs="Arial" w:eastAsia="Arial" w:hAnsi="Arial"/>

--- a/data/outputs/v2/General_Science/SS3.1_Turning_Effect_of_Force/General_Science_Turning_Effect_of_Force_FinalExplanation_TeacherKey.docx
+++ b/data/outputs/v2/General_Science/SS3.1_Turning_Effect_of_Force/General_Science_Turning_Effect_of_Force_FinalExplanation_TeacherKey.docx
@@ -4,6 +4,7 @@
   <w:body>
     <w:p>
       <w:pPr>
+        <w:keepNext w:val="false"/>
         <w:spacing w:after="30" w:before="0"/>
         <w:jc w:val="center"/>
       </w:pPr>
@@ -23,6 +24,7 @@
     </w:p>
     <w:p>
       <w:pPr>
+        <w:keepNext w:val="false"/>
         <w:spacing w:after="60" w:before="0"/>
         <w:jc w:val="center"/>
       </w:pPr>
@@ -81,6 +83,7 @@
           </w:tcPr>
           <w:p>
             <w:pPr>
+              <w:keepNext w:val="false"/>
               <w:spacing w:after="40" w:before="0"/>
               <w:jc w:val="center"/>
             </w:pPr>
@@ -116,6 +119,7 @@
           </w:tcPr>
           <w:p>
             <w:pPr>
+              <w:keepNext w:val="false"/>
               <w:spacing w:after="40" w:before="0"/>
               <w:jc w:val="center"/>
             </w:pPr>
@@ -176,6 +180,7 @@
           </w:tcPr>
           <w:p>
             <w:pPr>
+              <w:keepNext w:val="false"/>
               <w:spacing w:after="40" w:before="0"/>
               <w:jc w:val="center"/>
             </w:pPr>
@@ -210,6 +215,7 @@
           </w:tcPr>
           <w:p>
             <w:pPr>
+              <w:keepNext w:val="false"/>
               <w:spacing w:after="40" w:before="0"/>
               <w:jc w:val="left"/>
             </w:pPr>
@@ -271,6 +277,7 @@
           </w:tcPr>
           <w:p>
             <w:pPr>
+              <w:keepNext/>
               <w:spacing w:after="40" w:before="0"/>
               <w:jc w:val="center"/>
             </w:pPr>
@@ -305,6 +312,7 @@
           </w:tcPr>
           <w:p>
             <w:pPr>
+              <w:keepNext w:val="false"/>
               <w:spacing w:after="40" w:before="0"/>
               <w:jc w:val="left"/>
             </w:pPr>
@@ -324,6 +332,7 @@
           </w:p>
           <w:p>
             <w:pPr>
+              <w:keepNext w:val="false"/>
               <w:spacing w:after="40" w:before="0"/>
               <w:jc w:val="left"/>
             </w:pPr>
@@ -376,6 +385,7 @@
                 </w:tcPr>
                 <w:p>
                   <w:pPr>
+                    <w:keepNext w:val="false"/>
                     <w:spacing w:after="40" w:before="0"/>
                     <w:jc w:val="left"/>
                   </w:pPr>
@@ -408,6 +418,7 @@
                 </w:tcPr>
                 <w:p>
                   <w:pPr>
+                    <w:keepNext w:val="false"/>
                     <w:spacing w:after="40" w:before="0"/>
                     <w:jc w:val="left"/>
                   </w:pPr>
@@ -440,6 +451,7 @@
                 </w:tcPr>
                 <w:p>
                   <w:pPr>
+                    <w:keepNext w:val="false"/>
                     <w:spacing w:after="40" w:before="0"/>
                     <w:jc w:val="left"/>
                   </w:pPr>
@@ -472,6 +484,7 @@
                 </w:tcPr>
                 <w:p>
                   <w:pPr>
+                    <w:keepNext w:val="false"/>
                     <w:spacing w:after="40" w:before="0"/>
                     <w:jc w:val="left"/>
                   </w:pPr>
@@ -504,6 +517,7 @@
                 </w:tcPr>
                 <w:p>
                   <w:pPr>
+                    <w:keepNext w:val="false"/>
                     <w:spacing w:after="40" w:before="0"/>
                     <w:jc w:val="left"/>
                   </w:pPr>
@@ -538,6 +552,7 @@
                 </w:tcPr>
                 <w:p>
                   <w:pPr>
+                    <w:keepNext w:val="false"/>
                     <w:spacing w:after="40" w:before="0"/>
                     <w:jc w:val="left"/>
                   </w:pPr>
@@ -570,6 +585,7 @@
                 </w:tcPr>
                 <w:p>
                   <w:pPr>
+                    <w:keepNext w:val="false"/>
                     <w:spacing w:after="40" w:before="0"/>
                     <w:jc w:val="left"/>
                   </w:pPr>
@@ -602,6 +618,7 @@
                 </w:tcPr>
                 <w:p>
                   <w:pPr>
+                    <w:keepNext w:val="false"/>
                     <w:spacing w:after="40" w:before="0"/>
                     <w:jc w:val="left"/>
                   </w:pPr>
@@ -634,6 +651,7 @@
                 </w:tcPr>
                 <w:p>
                   <w:pPr>
+                    <w:keepNext w:val="false"/>
                     <w:spacing w:after="40" w:before="0"/>
                     <w:jc w:val="left"/>
                   </w:pPr>
@@ -666,6 +684,7 @@
                 </w:tcPr>
                 <w:p>
                   <w:pPr>
+                    <w:keepNext w:val="false"/>
                     <w:spacing w:after="40" w:before="0"/>
                     <w:jc w:val="left"/>
                   </w:pPr>
@@ -700,6 +719,7 @@
                 </w:tcPr>
                 <w:p>
                   <w:pPr>
+                    <w:keepNext w:val="false"/>
                     <w:spacing w:after="40" w:before="0"/>
                     <w:jc w:val="left"/>
                   </w:pPr>
@@ -732,6 +752,7 @@
                 </w:tcPr>
                 <w:p>
                   <w:pPr>
+                    <w:keepNext w:val="false"/>
                     <w:spacing w:after="40" w:before="0"/>
                     <w:jc w:val="left"/>
                   </w:pPr>
@@ -764,6 +785,7 @@
                 </w:tcPr>
                 <w:p>
                   <w:pPr>
+                    <w:keepNext w:val="false"/>
                     <w:spacing w:after="40" w:before="0"/>
                     <w:jc w:val="left"/>
                   </w:pPr>
@@ -796,6 +818,7 @@
                 </w:tcPr>
                 <w:p>
                   <w:pPr>
+                    <w:keepNext w:val="false"/>
                     <w:spacing w:after="40" w:before="0"/>
                     <w:jc w:val="left"/>
                   </w:pPr>
@@ -828,6 +851,7 @@
                 </w:tcPr>
                 <w:p>
                   <w:pPr>
+                    <w:keepNext w:val="false"/>
                     <w:spacing w:after="40" w:before="0"/>
                     <w:jc w:val="left"/>
                   </w:pPr>
@@ -862,6 +886,7 @@
                 </w:tcPr>
                 <w:p>
                   <w:pPr>
+                    <w:keepNext w:val="false"/>
                     <w:spacing w:after="40" w:before="0"/>
                     <w:jc w:val="left"/>
                   </w:pPr>
@@ -894,6 +919,7 @@
                 </w:tcPr>
                 <w:p>
                   <w:pPr>
+                    <w:keepNext w:val="false"/>
                     <w:spacing w:after="40" w:before="0"/>
                     <w:jc w:val="left"/>
                   </w:pPr>
@@ -926,6 +952,7 @@
                 </w:tcPr>
                 <w:p>
                   <w:pPr>
+                    <w:keepNext w:val="false"/>
                     <w:spacing w:after="40" w:before="0"/>
                     <w:jc w:val="left"/>
                   </w:pPr>
@@ -958,6 +985,7 @@
                 </w:tcPr>
                 <w:p>
                   <w:pPr>
+                    <w:keepNext w:val="false"/>
                     <w:spacing w:after="40" w:before="0"/>
                     <w:jc w:val="left"/>
                   </w:pPr>
@@ -990,6 +1018,7 @@
                 </w:tcPr>
                 <w:p>
                   <w:pPr>
+                    <w:keepNext w:val="false"/>
                     <w:spacing w:after="40" w:before="0"/>
                     <w:jc w:val="left"/>
                   </w:pPr>
@@ -1012,6 +1041,7 @@
           </w:tbl>
           <w:p>
             <w:pPr>
+              <w:keepNext w:val="false"/>
               <w:spacing w:after="60" w:before="0"/>
               <w:jc w:val="left"/>
             </w:pPr>
@@ -1031,6 +1061,7 @@
           </w:p>
           <w:p>
             <w:pPr>
+              <w:keepNext w:val="false"/>
               <w:spacing w:after="40" w:before="0"/>
               <w:jc w:val="left"/>
             </w:pPr>
@@ -1050,6 +1081,7 @@
           </w:p>
           <w:p>
             <w:pPr>
+              <w:keepNext w:val="false"/>
               <w:spacing w:after="40" w:before="0"/>
               <w:jc w:val="left"/>
             </w:pPr>
@@ -1069,6 +1101,7 @@
           </w:p>
           <w:p>
             <w:pPr>
+              <w:keepNext w:val="false"/>
               <w:spacing w:after="60" w:before="0"/>
               <w:jc w:val="left"/>
             </w:pPr>
@@ -1101,6 +1134,7 @@
           </w:tcPr>
           <w:p>
             <w:pPr>
+              <w:keepNext w:val="false"/>
               <w:spacing w:after="40" w:before="0"/>
               <w:jc w:val="left"/>
             </w:pPr>
@@ -1120,6 +1154,7 @@
           </w:p>
           <w:p>
             <w:pPr>
+              <w:keepNext w:val="false"/>
               <w:spacing w:after="40" w:before="0"/>
               <w:jc w:val="left"/>
             </w:pPr>
@@ -1139,6 +1174,7 @@
           </w:p>
           <w:p>
             <w:pPr>
+              <w:keepNext w:val="false"/>
               <w:spacing w:after="40" w:before="0"/>
               <w:jc w:val="left"/>
             </w:pPr>
@@ -1158,6 +1194,7 @@
           </w:p>
           <w:p>
             <w:pPr>
+              <w:keepNext w:val="false"/>
               <w:spacing w:after="40" w:before="0"/>
               <w:jc w:val="left"/>
             </w:pPr>
@@ -1219,6 +1256,7 @@
           </w:tcPr>
           <w:p>
             <w:pPr>
+              <w:keepNext/>
               <w:spacing w:after="40" w:before="0"/>
               <w:jc w:val="center"/>
             </w:pPr>
@@ -1253,6 +1291,7 @@
           </w:tcPr>
           <w:p>
             <w:pPr>
+              <w:keepNext w:val="false"/>
               <w:spacing w:after="40" w:before="0"/>
               <w:jc w:val="left"/>
             </w:pPr>
@@ -1285,6 +1324,7 @@
           </w:tcPr>
           <w:p>
             <w:pPr>
+              <w:keepNext w:val="false"/>
               <w:spacing w:after="40" w:before="0"/>
               <w:jc w:val="left"/>
             </w:pPr>
@@ -1304,6 +1344,7 @@
           </w:p>
           <w:p>
             <w:pPr>
+              <w:keepNext w:val="false"/>
               <w:spacing w:after="40" w:before="0"/>
               <w:jc w:val="left"/>
             </w:pPr>
@@ -1323,6 +1364,7 @@
           </w:p>
           <w:p>
             <w:pPr>
+              <w:keepNext w:val="false"/>
               <w:spacing w:after="40" w:before="0"/>
               <w:jc w:val="left"/>
             </w:pPr>
@@ -1342,6 +1384,7 @@
           </w:p>
           <w:p>
             <w:pPr>
+              <w:keepNext w:val="false"/>
               <w:spacing w:after="40" w:before="0"/>
               <w:jc w:val="left"/>
             </w:pPr>
@@ -1403,6 +1446,7 @@
           </w:tcPr>
           <w:p>
             <w:pPr>
+              <w:keepNext/>
               <w:spacing w:after="40" w:before="0"/>
               <w:jc w:val="center"/>
             </w:pPr>
@@ -1437,6 +1481,7 @@
           </w:tcPr>
           <w:p>
             <w:pPr>
+              <w:keepNext w:val="false"/>
               <w:spacing w:after="40" w:before="0"/>
               <w:jc w:val="left"/>
             </w:pPr>
@@ -1469,6 +1514,7 @@
           </w:tcPr>
           <w:p>
             <w:pPr>
+              <w:keepNext w:val="false"/>
               <w:spacing w:after="40" w:before="0"/>
               <w:jc w:val="left"/>
             </w:pPr>
@@ -1488,6 +1534,7 @@
           </w:p>
           <w:p>
             <w:pPr>
+              <w:keepNext w:val="false"/>
               <w:spacing w:after="40" w:before="0"/>
               <w:jc w:val="left"/>
             </w:pPr>
@@ -1507,6 +1554,7 @@
           </w:p>
           <w:p>
             <w:pPr>
+              <w:keepNext w:val="false"/>
               <w:spacing w:after="40" w:before="0"/>
               <w:jc w:val="left"/>
             </w:pPr>
@@ -1526,6 +1574,7 @@
           </w:p>
           <w:p>
             <w:pPr>
+              <w:keepNext w:val="false"/>
               <w:spacing w:after="40" w:before="0"/>
               <w:jc w:val="left"/>
             </w:pPr>
@@ -1545,6 +1594,7 @@
           </w:p>
           <w:p>
             <w:pPr>
+              <w:keepNext w:val="false"/>
               <w:spacing w:after="40" w:before="0"/>
               <w:jc w:val="left"/>
             </w:pPr>
@@ -1606,6 +1656,7 @@
           </w:tcPr>
           <w:p>
             <w:pPr>
+              <w:keepNext/>
               <w:spacing w:after="40" w:before="0"/>
               <w:jc w:val="center"/>
             </w:pPr>
@@ -1640,6 +1691,7 @@
           </w:tcPr>
           <w:p>
             <w:pPr>
+              <w:keepNext w:val="false"/>
               <w:spacing w:after="40" w:before="0"/>
               <w:jc w:val="left"/>
             </w:pPr>
@@ -1672,6 +1724,7 @@
           </w:tcPr>
           <w:p>
             <w:pPr>
+              <w:keepNext w:val="false"/>
               <w:spacing w:after="40" w:before="0"/>
               <w:jc w:val="left"/>
             </w:pPr>
@@ -1691,6 +1744,7 @@
           </w:p>
           <w:p>
             <w:pPr>
+              <w:keepNext w:val="false"/>
               <w:spacing w:after="40" w:before="0"/>
               <w:jc w:val="left"/>
             </w:pPr>
@@ -1710,6 +1764,7 @@
           </w:p>
           <w:p>
             <w:pPr>
+              <w:keepNext w:val="false"/>
               <w:spacing w:after="40" w:before="0"/>
               <w:jc w:val="left"/>
             </w:pPr>
@@ -1729,6 +1784,7 @@
           </w:p>
           <w:p>
             <w:pPr>
+              <w:keepNext w:val="false"/>
               <w:spacing w:after="40" w:before="0"/>
               <w:jc w:val="left"/>
             </w:pPr>
@@ -1748,6 +1804,7 @@
           </w:p>
           <w:p>
             <w:pPr>
+              <w:keepNext w:val="false"/>
               <w:spacing w:after="40" w:before="0"/>
               <w:jc w:val="left"/>
             </w:pPr>
@@ -1809,6 +1866,7 @@
           </w:tcPr>
           <w:p>
             <w:pPr>
+              <w:keepNext/>
               <w:spacing w:after="40" w:before="0"/>
               <w:jc w:val="center"/>
             </w:pPr>
@@ -1843,6 +1901,7 @@
           </w:tcPr>
           <w:p>
             <w:pPr>
+              <w:keepNext w:val="false"/>
               <w:spacing w:after="40" w:before="0"/>
               <w:jc w:val="left"/>
             </w:pPr>
@@ -1862,6 +1921,7 @@
           </w:p>
           <w:p>
             <w:pPr>
+              <w:keepNext w:val="false"/>
               <w:spacing w:after="40" w:before="0"/>
               <w:jc w:val="left"/>
             </w:pPr>
@@ -1894,6 +1954,7 @@
           </w:tcPr>
           <w:p>
             <w:pPr>
+              <w:keepNext w:val="false"/>
               <w:spacing w:after="40" w:before="0"/>
               <w:jc w:val="left"/>
             </w:pPr>
@@ -1913,6 +1974,7 @@
           </w:p>
           <w:p>
             <w:pPr>
+              <w:keepNext w:val="false"/>
               <w:spacing w:after="40" w:before="0"/>
               <w:jc w:val="left"/>
             </w:pPr>
@@ -1932,6 +1994,7 @@
           </w:p>
           <w:p>
             <w:pPr>
+              <w:keepNext w:val="false"/>
               <w:spacing w:after="40" w:before="0"/>
               <w:jc w:val="left"/>
             </w:pPr>
@@ -1995,6 +2058,7 @@
           </w:tcPr>
           <w:p>
             <w:pPr>
+              <w:keepNext w:val="false"/>
               <w:spacing w:after="40" w:before="0"/>
               <w:jc w:val="center"/>
             </w:pPr>
@@ -2029,6 +2093,7 @@
           </w:tcPr>
           <w:p>
             <w:pPr>
+              <w:keepNext w:val="false"/>
               <w:spacing w:after="40" w:before="0"/>
               <w:jc w:val="left"/>
             </w:pPr>
@@ -2061,6 +2126,7 @@
           </w:tcPr>
           <w:p>
             <w:pPr>
+              <w:keepNext w:val="false"/>
               <w:spacing w:after="40" w:before="0"/>
               <w:jc w:val="left"/>
             </w:pPr>
@@ -2093,6 +2159,7 @@
           </w:tcPr>
           <w:p>
             <w:pPr>
+              <w:keepNext w:val="false"/>
               <w:spacing w:after="40" w:before="0"/>
               <w:jc w:val="left"/>
             </w:pPr>
@@ -2125,6 +2192,7 @@
           </w:tcPr>
           <w:p>
             <w:pPr>
+              <w:keepNext w:val="false"/>
               <w:spacing w:after="40" w:before="0"/>
               <w:jc w:val="left"/>
             </w:pPr>
@@ -2159,6 +2227,7 @@
           </w:tcPr>
           <w:p>
             <w:pPr>
+              <w:keepNext w:val="false"/>
               <w:spacing w:after="40" w:before="0"/>
               <w:jc w:val="left"/>
             </w:pPr>
@@ -2191,6 +2260,7 @@
           </w:tcPr>
           <w:p>
             <w:pPr>
+              <w:keepNext w:val="false"/>
               <w:spacing w:after="40" w:before="0"/>
               <w:jc w:val="left"/>
             </w:pPr>
@@ -2223,6 +2293,7 @@
           </w:tcPr>
           <w:p>
             <w:pPr>
+              <w:keepNext w:val="false"/>
               <w:spacing w:after="40" w:before="0"/>
               <w:jc w:val="left"/>
             </w:pPr>
@@ -2255,6 +2326,7 @@
           </w:tcPr>
           <w:p>
             <w:pPr>
+              <w:keepNext w:val="false"/>
               <w:spacing w:after="40" w:before="0"/>
               <w:jc w:val="left"/>
             </w:pPr>
@@ -2289,6 +2361,7 @@
           </w:tcPr>
           <w:p>
             <w:pPr>
+              <w:keepNext w:val="false"/>
               <w:spacing w:after="40" w:before="0"/>
               <w:jc w:val="left"/>
             </w:pPr>
@@ -2321,6 +2394,7 @@
           </w:tcPr>
           <w:p>
             <w:pPr>
+              <w:keepNext w:val="false"/>
               <w:spacing w:after="40" w:before="0"/>
               <w:jc w:val="left"/>
             </w:pPr>
@@ -2353,6 +2427,7 @@
           </w:tcPr>
           <w:p>
             <w:pPr>
+              <w:keepNext w:val="false"/>
               <w:spacing w:after="40" w:before="0"/>
               <w:jc w:val="left"/>
             </w:pPr>
@@ -2385,6 +2460,7 @@
           </w:tcPr>
           <w:p>
             <w:pPr>
+              <w:keepNext w:val="false"/>
               <w:spacing w:after="40" w:before="0"/>
               <w:jc w:val="left"/>
             </w:pPr>
@@ -2419,6 +2495,7 @@
           </w:tcPr>
           <w:p>
             <w:pPr>
+              <w:keepNext w:val="false"/>
               <w:spacing w:after="40" w:before="0"/>
               <w:jc w:val="left"/>
             </w:pPr>
@@ -2451,6 +2528,7 @@
           </w:tcPr>
           <w:p>
             <w:pPr>
+              <w:keepNext w:val="false"/>
               <w:spacing w:after="40" w:before="0"/>
               <w:jc w:val="left"/>
             </w:pPr>
@@ -2483,6 +2561,7 @@
           </w:tcPr>
           <w:p>
             <w:pPr>
+              <w:keepNext w:val="false"/>
               <w:spacing w:after="40" w:before="0"/>
               <w:jc w:val="left"/>
             </w:pPr>
@@ -2515,6 +2594,7 @@
           </w:tcPr>
           <w:p>
             <w:pPr>
+              <w:keepNext w:val="false"/>
               <w:spacing w:after="40" w:before="0"/>
               <w:jc w:val="left"/>
             </w:pPr>
@@ -2549,6 +2629,7 @@
           </w:tcPr>
           <w:p>
             <w:pPr>
+              <w:keepNext w:val="false"/>
               <w:spacing w:after="40" w:before="0"/>
               <w:jc w:val="left"/>
             </w:pPr>
@@ -2581,6 +2662,7 @@
           </w:tcPr>
           <w:p>
             <w:pPr>
+              <w:keepNext w:val="false"/>
               <w:spacing w:after="40" w:before="0"/>
               <w:jc w:val="left"/>
             </w:pPr>
@@ -2613,6 +2695,7 @@
           </w:tcPr>
           <w:p>
             <w:pPr>
+              <w:keepNext w:val="false"/>
               <w:spacing w:after="40" w:before="0"/>
               <w:jc w:val="left"/>
             </w:pPr>
@@ -2645,6 +2728,7 @@
           </w:tcPr>
           <w:p>
             <w:pPr>
+              <w:keepNext w:val="false"/>
               <w:spacing w:after="40" w:before="0"/>
               <w:jc w:val="left"/>
             </w:pPr>
@@ -2783,7 +2867,7 @@
         </w:rPr>
         <w:t xml:space="preserve">© 2026 SeaVuria and ARES. This work is licensed under a </w:t>
       </w:r>
-      <w:hyperlink w:history="1" r:id="rIdzncyhkxoarv7fn-peycer">
+      <w:hyperlink w:history="1" r:id="rId81r-tqoqbebqrd5h1burp">
         <w:r>
           <w:rPr>
             <w:rFonts w:ascii="Arial" w:cs="Arial" w:eastAsia="Arial" w:hAnsi="Arial"/>
@@ -2803,7 +2887,7 @@
         </w:rPr>
         <w:t xml:space="preserve"> (</w:t>
       </w:r>
-      <w:hyperlink w:history="1" r:id="rIdbgjvsfgd157ngtdo4tguk">
+      <w:hyperlink w:history="1" r:id="rIdlnf-zmvtktnw2omi-p4zs">
         <w:r>
           <w:rPr>
             <w:rFonts w:ascii="Arial" w:cs="Arial" w:eastAsia="Arial" w:hAnsi="Arial"/>
@@ -2823,7 +2907,7 @@
         </w:rPr>
         <w:t xml:space="preserve">). To view a copy of this license, visit </w:t>
       </w:r>
-      <w:hyperlink w:history="1" r:id="rIdao33smzv6snazfrx4rv3v">
+      <w:hyperlink w:history="1" r:id="rIdci1naxwe6ydjbl-ersvye">
         <w:r>
           <w:rPr>
             <w:rFonts w:ascii="Arial" w:cs="Arial" w:eastAsia="Arial" w:hAnsi="Arial"/>

--- a/data/outputs/v2/General_Science/SS3.1_Turning_Effect_of_Force/General_Science_Turning_Effect_of_Force_FinalExplanation_TeacherKey.docx
+++ b/data/outputs/v2/General_Science/SS3.1_Turning_Effect_of_Force/General_Science_Turning_Effect_of_Force_FinalExplanation_TeacherKey.docx
@@ -2867,7 +2867,7 @@
         </w:rPr>
         <w:t xml:space="preserve">© 2026 SeaVuria and ARES. This work is licensed under a </w:t>
       </w:r>
-      <w:hyperlink w:history="1" r:id="rId81r-tqoqbebqrd5h1burp">
+      <w:hyperlink w:history="1" r:id="rId23fs0inlq9qzoh2au7uif">
         <w:r>
           <w:rPr>
             <w:rFonts w:ascii="Arial" w:cs="Arial" w:eastAsia="Arial" w:hAnsi="Arial"/>
@@ -2887,7 +2887,7 @@
         </w:rPr>
         <w:t xml:space="preserve"> (</w:t>
       </w:r>
-      <w:hyperlink w:history="1" r:id="rIdlnf-zmvtktnw2omi-p4zs">
+      <w:hyperlink w:history="1" r:id="rIdtdwhzp83uc62sg6l3vm1k">
         <w:r>
           <w:rPr>
             <w:rFonts w:ascii="Arial" w:cs="Arial" w:eastAsia="Arial" w:hAnsi="Arial"/>
@@ -2907,7 +2907,7 @@
         </w:rPr>
         <w:t xml:space="preserve">). To view a copy of this license, visit </w:t>
       </w:r>
-      <w:hyperlink w:history="1" r:id="rIdci1naxwe6ydjbl-ersvye">
+      <w:hyperlink w:history="1" r:id="rId8gnkbh3okaujndicx7gtu">
         <w:r>
           <w:rPr>
             <w:rFonts w:ascii="Arial" w:cs="Arial" w:eastAsia="Arial" w:hAnsi="Arial"/>
